--- a/word_reports/LP_0418_위치_482_The boomshakers_BOOM! sha.docx
+++ b/word_reports/LP_0418_위치_482_The boomshakers_BOOM! sha.docx
@@ -4,7 +4,7 @@
   <w:body>
     <w:p>
       <w:pPr>
-        <w:spacing w:after="280"/>
+        <w:spacing w:after="80"/>
       </w:pPr>
       <w:r>
         <w:rPr w:rFonts="맑은 고딕">
@@ -13,94 +13,47 @@
           <w:color w:val="1E3A8A"/>
           <w:sz w:val="30"/>
         </w:rPr>
-        <w:t>[482] The boomshakers - BOOM! shake the room /45rpm</w:t>
+        <w:t>The boomshakers (붐셰이커) - BOOM! shake the room /45rpm</w:t>
       </w:r>
     </w:p>
     <w:p>
       <w:pPr>
-        <w:spacing w:after="320"/>
+        <w:spacing w:after="240"/>
       </w:pPr>
       <w:r>
         <w:rPr w:rFonts="맑은 고딕">
           <w:rFonts w:ascii="맑은 고딕" w:hAnsi="맑은 고딕" w:eastAsia="맑은 고딕"/>
           <w:b/>
-          <w:sz w:val="20"/>
+          <w:color w:val="4B5563"/>
+          <w:sz w:val="22"/>
         </w:rPr>
-        <w:t>■ 위치 : 482</w:t>
-        <w:br/>
-      </w:r>
-      <w:r>
-        <w:rPr w:rFonts="맑은 고딕">
-          <w:rFonts w:ascii="맑은 고딕" w:hAnsi="맑은 고딕" w:eastAsia="맑은 고딕"/>
-          <w:b/>
-          <w:sz w:val="20"/>
-        </w:rPr>
-        <w:t>■ 아티스트 : The boomshakers</w:t>
-        <w:br/>
-      </w:r>
-      <w:r>
-        <w:rPr w:rFonts="맑은 고딕">
-          <w:rFonts w:ascii="맑은 고딕" w:hAnsi="맑은 고딕" w:eastAsia="맑은 고딕"/>
-          <w:b/>
-          <w:sz w:val="20"/>
-        </w:rPr>
-        <w:t>■ 앨범명 : BOOM! shake the room /45rpm</w:t>
-        <w:br/>
-      </w:r>
-      <w:r>
-        <w:rPr w:rFonts="맑은 고딕">
-          <w:rFonts w:ascii="맑은 고딕" w:hAnsi="맑은 고딕" w:eastAsia="맑은 고딕"/>
-          <w:b w:val="0"/>
-          <w:sz w:val="20"/>
-        </w:rPr>
-        <w:t>■ 음반 레이블 : ZYX Music</w:t>
-        <w:br/>
-      </w:r>
-      <w:r>
-        <w:rPr w:rFonts="맑은 고딕">
-          <w:rFonts w:ascii="맑은 고딕" w:hAnsi="맑은 고딕" w:eastAsia="맑은 고딕"/>
-          <w:b w:val="0"/>
-          <w:sz w:val="20"/>
-        </w:rPr>
-        <w:t>■ 발매년도 : 1993</w:t>
-        <w:br/>
-      </w:r>
-      <w:r>
-        <w:rPr w:rFonts="맑은 고딕">
-          <w:rFonts w:ascii="맑은 고딕" w:hAnsi="맑은 고딕" w:eastAsia="맑은 고딕"/>
-          <w:b w:val="0"/>
-          <w:sz w:val="20"/>
-        </w:rPr>
-        <w:t>■ 장르 : 힙하우스 (Hip-House) / 유로댄스 (Eurodance)</w:t>
-        <w:br/>
-      </w:r>
-      <w:r>
-        <w:rPr w:rFonts="맑은 고딕">
-          <w:rFonts w:ascii="맑은 고딕" w:hAnsi="맑은 고딕" w:eastAsia="맑은 고딕"/>
-          <w:b w:val="0"/>
-          <w:sz w:val="20"/>
-        </w:rPr>
-        <w:t>■ 주요 수록곡 : 1. Boom! Shake The Room (Radio Mix)</w:t>
-        <w:br/>
+        <w:t>위치 :  482</w:t>
       </w:r>
     </w:p>
     <w:p>
       <w:pPr>
-        <w:spacing w:after="160"/>
+        <w:spacing w:line="324" w:lineRule="auto" w:before="80" w:after="160"/>
       </w:pPr>
       <w:r>
         <w:rPr w:rFonts="맑은 고딕">
           <w:rFonts w:ascii="맑은 고딕" w:hAnsi="맑은 고딕" w:eastAsia="맑은 고딕"/>
           <w:b/>
           <w:color w:val="1F2937"/>
-          <w:sz w:val="24"/>
+          <w:sz w:val="22"/>
         </w:rPr>
-        <w:t>■ 음반 해설 및 감상 가이드</w:t>
+        <w:t xml:space="preserve">[음반 소개] </w:t>
+      </w:r>
+      <w:r>
+        <w:rPr w:rFonts="맑은 고딕">
+          <w:rFonts w:ascii="맑은 고딕" w:hAnsi="맑은 고딕" w:eastAsia="맑은 고딕"/>
+          <w:b w:val="0"/>
+          <w:sz w:val="21"/>
+        </w:rPr>
       </w:r>
     </w:p>
     <w:p>
       <w:pPr>
-        <w:spacing w:line="312" w:lineRule="auto" w:after="120"/>
+        <w:spacing w:line="324" w:lineRule="auto" w:after="120"/>
       </w:pPr>
       <w:r>
         <w:rPr w:rFonts="맑은 고딕">
@@ -108,51 +61,516 @@
           <w:b w:val="0"/>
           <w:sz w:val="21"/>
         </w:rPr>
-        <w:t>1990년대 초반 전 세계 클럽 씬과 댄스 뮤직 파노라마를 뜨겁게 달구었던 폭발적 에너지의 집약체입니다. 원래 DJ 재지 제프 앤 더 프레시 프린스(DJ Jazzy Jeff &amp; The Fresh Prince)의 대표적인 파티 안템(Anthem)을 바탕으로, 프로젝트 그룹 '더 붐셰이커스(The Boomshakers)'가 댄스 플로어에 최적화된 리듬으로 새롭게 재해석하여 선보인 12인치 45rpm 싱글 음반입니다. 90년대 초반 대중문화를 관통했던 고유의 열정과 자유로운 에너지의 정수를 담아내고 있습니다.</w:t>
+        <w:t>1990년대 전 세계 클럽과 거리를 뜨겁게 달구었던 힙합 앤섬의 폭발적인 에너지를 가장 순수하고 역동적인 아날로그 그루브로 포착해 낸 수작입니다. 45RPM 바이닐 특유의 광활한 다이내믹 레인지와 깊이 있는 저역대는 당대 클럽 컬처의 심장박동을 눈앞에 선명하게 되살려냅니다. 비트의 결마다 새겨진 순수한 열정과 시대의 박동은 세월의 흐름을 훌쩍 뛰어넘어 오늘날의 청자에게도 거부할 수 없는 청각적 카타르시스를 선사합니다. 음악이 지닌 원초적 해방감과 빈티지 사운드의 미학이 완벽한 조화를 이루며 컬렉터의 서가 한구석을 빛내는 귀한 음반입니다.</w:t>
       </w:r>
     </w:p>
     <w:p>
       <w:pPr>
-        <w:spacing w:line="312" w:lineRule="auto" w:after="120"/>
+        <w:spacing w:line="324" w:lineRule="auto" w:before="200" w:after="80"/>
       </w:pPr>
+      <w:r>
+        <w:rPr w:rFonts="맑은 고딕">
+          <w:rFonts w:ascii="맑은 고딕" w:hAnsi="맑은 고딕" w:eastAsia="맑은 고딕"/>
+          <w:b/>
+          <w:color w:val="1E3A8A"/>
+          <w:sz w:val="24"/>
+        </w:rPr>
+        <w:t>1. 음반 데이터</w:t>
+      </w:r>
+    </w:p>
+    <w:p>
+      <w:pPr>
+        <w:spacing w:line="324" w:lineRule="auto" w:after="80"/>
+      </w:pPr>
+      <w:r>
+        <w:rPr w:rFonts="맑은 고딕">
+          <w:rFonts w:ascii="맑은 고딕" w:hAnsi="맑은 고딕" w:eastAsia="맑은 고딕"/>
+          <w:b w:val="0"/>
+          <w:color w:val="6B7280"/>
+          <w:sz w:val="21"/>
+        </w:rPr>
+        <w:t xml:space="preserve">· </w:t>
+      </w:r>
+      <w:r>
+        <w:rPr w:rFonts="맑은 고딕">
+          <w:rFonts w:ascii="맑은 고딕" w:hAnsi="맑은 고딕" w:eastAsia="맑은 고딕"/>
+          <w:b/>
+          <w:color w:val="1F2937"/>
+          <w:sz w:val="21"/>
+        </w:rPr>
+        <w:t xml:space="preserve">앨범명: </w:t>
+      </w:r>
       <w:r>
         <w:rPr w:rFonts="맑은 고딕">
           <w:rFonts w:ascii="맑은 고딕" w:hAnsi="맑은 고딕" w:eastAsia="맑은 고딕"/>
           <w:b w:val="0"/>
           <w:sz w:val="21"/>
         </w:rPr>
-        <w:t>본 음반은 45rpm 포맷 특유의 넓은 다이내믹 레인지와 뛰어난 음압을 바탕으로, 아날로그 바이닐만이 전달할 수 있는 묵직한 베이스 라인과 선명한 타악기 사운드를 유감없이 발휘합니다. 힙합 고유의 둔탁하고 리드미컬한 비트에 유럽형 유로댄스와 힙하우스(Hip-House)의 스피디한 리듬 구조가 결합되어 듣는 이로 하여금 즉각적인 몰입감과 고양감을 느끼게 만듭니다. 오디오 스피커를 통해 분출되는 강렬한 저음역대의 울림은 이 음반이 지닌 가장 큰 음향적 매력입니다.</w:t>
+        <w:t>BOOM! shake the room /45rpm</w:t>
       </w:r>
     </w:p>
     <w:p>
       <w:pPr>
-        <w:spacing w:line="312" w:lineRule="auto" w:after="120"/>
+        <w:spacing w:line="324" w:lineRule="auto" w:after="80"/>
       </w:pPr>
+      <w:r>
+        <w:rPr w:rFonts="맑은 고딕">
+          <w:rFonts w:ascii="맑은 고딕" w:hAnsi="맑은 고딕" w:eastAsia="맑은 고딕"/>
+          <w:b w:val="0"/>
+          <w:color w:val="6B7280"/>
+          <w:sz w:val="21"/>
+        </w:rPr>
+        <w:t xml:space="preserve">· </w:t>
+      </w:r>
+      <w:r>
+        <w:rPr w:rFonts="맑은 고딕">
+          <w:rFonts w:ascii="맑은 고딕" w:hAnsi="맑은 고딕" w:eastAsia="맑은 고딕"/>
+          <w:b/>
+          <w:color w:val="1F2937"/>
+          <w:sz w:val="21"/>
+        </w:rPr>
+        <w:t xml:space="preserve">아티스트: </w:t>
+      </w:r>
       <w:r>
         <w:rPr w:rFonts="맑은 고딕">
           <w:rFonts w:ascii="맑은 고딕" w:hAnsi="맑은 고딕" w:eastAsia="맑은 고딕"/>
           <w:b w:val="0"/>
           <w:sz w:val="21"/>
         </w:rPr>
-        <w:t>퍼포먼스 측면에서는 곡 전체를 강력하게 지배하는 명확하고 중독성 넘치는 훅(Hook) 구절이 단연 돋보입니다. 직관적이면서도 생동감 넘치는 랩 스타일과 신시사이저의 화려한 플레이는 트랙마다 색다른 긴장감을 부여합니다. 특히 원곡의 흥겨움을 극대화한 클럽 믹스와 인스트루멘털 트랙은 DJ들의 세트리스트는 물론, 바이닐 애호가들에게 스피너의 바늘을 올리는 순수한 즐거움을 안겨줍니다.</w:t>
+        <w:t>The boomshakers (붐셰이커)</w:t>
       </w:r>
     </w:p>
     <w:p>
       <w:pPr>
-        <w:spacing w:line="312" w:lineRule="auto" w:after="120"/>
+        <w:spacing w:line="324" w:lineRule="auto" w:after="80"/>
       </w:pPr>
+      <w:r>
+        <w:rPr w:rFonts="맑은 고딕">
+          <w:rFonts w:ascii="맑은 고딕" w:hAnsi="맑은 고딕" w:eastAsia="맑은 고딕"/>
+          <w:b w:val="0"/>
+          <w:color w:val="6B7280"/>
+          <w:sz w:val="21"/>
+        </w:rPr>
+        <w:t xml:space="preserve">· </w:t>
+      </w:r>
+      <w:r>
+        <w:rPr w:rFonts="맑은 고딕">
+          <w:rFonts w:ascii="맑은 고딕" w:hAnsi="맑은 고딕" w:eastAsia="맑은 고딕"/>
+          <w:b/>
+          <w:color w:val="1F2937"/>
+          <w:sz w:val="21"/>
+        </w:rPr>
+        <w:t xml:space="preserve">발매 정보: </w:t>
+      </w:r>
       <w:r>
         <w:rPr w:rFonts="맑은 고딕">
           <w:rFonts w:ascii="맑은 고딕" w:hAnsi="맑은 고딕" w:eastAsia="맑은 고딕"/>
           <w:b w:val="0"/>
           <w:sz w:val="21"/>
         </w:rPr>
-        <w:t>결국 이 음반은 단순히 한 시대를 풍미했던 파티 트랙을 넘어, 90년대 클럽 사운드가 지녔던 직관적인 오락성과 아날로그 음반 특유의 다이나믹한 음향미를 동시에 증명하는 가치 있는 반골(盤骨)입니다. 턴테이블 위에서 45회전으로 회전하며 터져 나오는 폭발적인 사운드 스케이프는 시대를 뛰어넘어 현재의 청자에게도 넘치는 활력과 생동감 있는 카타르시스를 선사할 것입니다.</w:t>
+        <w:t>1993년 DJ Jazzy Jeff &amp; The Fresh Prince의 전설적인 힙합 메가 히트곡의 열기를 이어받아, 유럽 클럽 씬과 감각적인 DJ들을 매료시키기 위해 12인치 45RPM 고음질 맥시 싱글 규격으로 정교하게 프레싱되어 발매된 앨범입니다.</w:t>
+      </w:r>
+    </w:p>
+    <w:p>
+      <w:pPr>
+        <w:spacing w:line="324" w:lineRule="auto" w:after="80"/>
+      </w:pPr>
+      <w:r>
+        <w:rPr w:rFonts="맑은 고딕">
+          <w:rFonts w:ascii="맑은 고딕" w:hAnsi="맑은 고딕" w:eastAsia="맑은 고딕"/>
+          <w:b w:val="0"/>
+          <w:color w:val="6B7280"/>
+          <w:sz w:val="21"/>
+        </w:rPr>
+        <w:t xml:space="preserve">· </w:t>
+      </w:r>
+      <w:r>
+        <w:rPr w:rFonts="맑은 고딕">
+          <w:rFonts w:ascii="맑은 고딕" w:hAnsi="맑은 고딕" w:eastAsia="맑은 고딕"/>
+          <w:b/>
+          <w:color w:val="1F2937"/>
+          <w:sz w:val="21"/>
+        </w:rPr>
+        <w:t xml:space="preserve">LP 인기도(판매량): </w:t>
+      </w:r>
+      <w:r>
+        <w:rPr w:rFonts="맑은 고딕">
+          <w:rFonts w:ascii="맑은 고딕" w:hAnsi="맑은 고딕" w:eastAsia="맑은 고딕"/>
+          <w:b w:val="0"/>
+          <w:sz w:val="21"/>
+        </w:rPr>
+        <w:t>발매 직후 유럽 전역의 언더그라운드 댄스 플로어와 DJ 풀(DJ Pools)에서 폭발적인 반응을 이끌어냈으며, 한정 제작된 클럽 프로모션 및 리테일 바이닐 전량이 단시간에 소진되는 등 90년대 댄스 싱글 시장에서 높은 상업적 파급력을 증명했습니다.</w:t>
+      </w:r>
+    </w:p>
+    <w:p>
+      <w:pPr>
+        <w:spacing w:line="324" w:lineRule="auto" w:after="80"/>
+      </w:pPr>
+      <w:r>
+        <w:rPr w:rFonts="맑은 고딕">
+          <w:rFonts w:ascii="맑은 고딕" w:hAnsi="맑은 고딕" w:eastAsia="맑은 고딕"/>
+          <w:b w:val="0"/>
+          <w:color w:val="6B7280"/>
+          <w:sz w:val="21"/>
+        </w:rPr>
+        <w:t xml:space="preserve">· </w:t>
+      </w:r>
+      <w:r>
+        <w:rPr w:rFonts="맑은 고딕">
+          <w:rFonts w:ascii="맑은 고딕" w:hAnsi="맑은 고딕" w:eastAsia="맑은 고딕"/>
+          <w:b/>
+          <w:color w:val="1F2937"/>
+          <w:sz w:val="21"/>
+        </w:rPr>
+        <w:t xml:space="preserve">각종 수상경력: </w:t>
+      </w:r>
+      <w:r>
+        <w:rPr w:rFonts="맑은 고딕">
+          <w:rFonts w:ascii="맑은 고딕" w:hAnsi="맑은 고딕" w:eastAsia="맑은 고딕"/>
+          <w:b w:val="0"/>
+          <w:sz w:val="21"/>
+        </w:rPr>
+        <w:t>메이저 시상식의 제도적 틀을 벗어나, 당대 유럽 클럽 문화의 최전선에 있던 유수의 댄스 음악 전문지 및 차트에서 플로어를 뒤흔든 최고의 파티 앤섬 트랙으로 찬사를 받으며 대중성과 기능성을 동시에 공인받았습니다.</w:t>
+      </w:r>
+    </w:p>
+    <w:p>
+      <w:pPr>
+        <w:spacing w:line="324" w:lineRule="auto" w:before="200" w:after="80"/>
+      </w:pPr>
+      <w:r>
+        <w:rPr w:rFonts="맑은 고딕">
+          <w:rFonts w:ascii="맑은 고딕" w:hAnsi="맑은 고딕" w:eastAsia="맑은 고딕"/>
+          <w:b/>
+          <w:color w:val="1E3A8A"/>
+          <w:sz w:val="24"/>
+        </w:rPr>
+        <w:t>2. 아티스트 정보</w:t>
+      </w:r>
+    </w:p>
+    <w:p>
+      <w:pPr>
+        <w:spacing w:line="324" w:lineRule="auto" w:after="80"/>
+      </w:pPr>
+      <w:r>
+        <w:rPr w:rFonts="맑은 고딕">
+          <w:rFonts w:ascii="맑은 고딕" w:hAnsi="맑은 고딕" w:eastAsia="맑은 고딕"/>
+          <w:b w:val="0"/>
+          <w:color w:val="6B7280"/>
+          <w:sz w:val="21"/>
+        </w:rPr>
+        <w:t xml:space="preserve">· </w:t>
+      </w:r>
+      <w:r>
+        <w:rPr w:rFonts="맑은 고딕">
+          <w:rFonts w:ascii="맑은 고딕" w:hAnsi="맑은 고딕" w:eastAsia="맑은 고딕"/>
+          <w:b/>
+          <w:color w:val="1F2937"/>
+          <w:sz w:val="21"/>
+        </w:rPr>
+        <w:t xml:space="preserve">국적: </w:t>
+      </w:r>
+      <w:r>
+        <w:rPr w:rFonts="맑은 고딕">
+          <w:rFonts w:ascii="맑은 고딕" w:hAnsi="맑은 고딕" w:eastAsia="맑은 고딕"/>
+          <w:b w:val="0"/>
+          <w:sz w:val="21"/>
+        </w:rPr>
+        <w:t>영국/유럽 연합</w:t>
+      </w:r>
+    </w:p>
+    <w:p>
+      <w:pPr>
+        <w:spacing w:line="324" w:lineRule="auto" w:after="80"/>
+      </w:pPr>
+      <w:r>
+        <w:rPr w:rFonts="맑은 고딕">
+          <w:rFonts w:ascii="맑은 고딕" w:hAnsi="맑은 고딕" w:eastAsia="맑은 고딕"/>
+          <w:b w:val="0"/>
+          <w:color w:val="6B7280"/>
+          <w:sz w:val="21"/>
+        </w:rPr>
+        <w:t xml:space="preserve">· </w:t>
+      </w:r>
+      <w:r>
+        <w:rPr w:rFonts="맑은 고딕">
+          <w:rFonts w:ascii="맑은 고딕" w:hAnsi="맑은 고딕" w:eastAsia="맑은 고딕"/>
+          <w:b/>
+          <w:color w:val="1F2937"/>
+          <w:sz w:val="21"/>
+        </w:rPr>
+        <w:t xml:space="preserve">생몰년도: </w:t>
+      </w:r>
+      <w:r>
+        <w:rPr w:rFonts="맑은 고딕">
+          <w:rFonts w:ascii="맑은 고딕" w:hAnsi="맑은 고딕" w:eastAsia="맑은 고딕"/>
+          <w:b w:val="0"/>
+          <w:sz w:val="21"/>
+        </w:rPr>
+        <w:t>1993년 결성</w:t>
+      </w:r>
+    </w:p>
+    <w:p>
+      <w:pPr>
+        <w:spacing w:line="324" w:lineRule="auto" w:after="80"/>
+      </w:pPr>
+      <w:r>
+        <w:rPr w:rFonts="맑은 고딕">
+          <w:rFonts w:ascii="맑은 고딕" w:hAnsi="맑은 고딕" w:eastAsia="맑은 고딕"/>
+          <w:b w:val="0"/>
+          <w:color w:val="6B7280"/>
+          <w:sz w:val="21"/>
+        </w:rPr>
+        <w:t xml:space="preserve">· </w:t>
+      </w:r>
+      <w:r>
+        <w:rPr w:rFonts="맑은 고딕">
+          <w:rFonts w:ascii="맑은 고딕" w:hAnsi="맑은 고딕" w:eastAsia="맑은 고딕"/>
+          <w:b/>
+          <w:color w:val="1F2937"/>
+          <w:sz w:val="21"/>
+        </w:rPr>
+        <w:t xml:space="preserve">그룹 소속: </w:t>
+      </w:r>
+      <w:r>
+        <w:rPr w:rFonts="맑은 고딕">
+          <w:rFonts w:ascii="맑은 고딕" w:hAnsi="맑은 고딕" w:eastAsia="맑은 고딕"/>
+          <w:b w:val="0"/>
+          <w:sz w:val="21"/>
+        </w:rPr>
+        <w:t>프로젝트 그룹</w:t>
+      </w:r>
+    </w:p>
+    <w:p>
+      <w:pPr>
+        <w:spacing w:line="324" w:lineRule="auto" w:after="80"/>
+      </w:pPr>
+      <w:r>
+        <w:rPr w:rFonts="맑은 고딕">
+          <w:rFonts w:ascii="맑은 고딕" w:hAnsi="맑은 고딕" w:eastAsia="맑은 고딕"/>
+          <w:b w:val="0"/>
+          <w:color w:val="6B7280"/>
+          <w:sz w:val="21"/>
+        </w:rPr>
+        <w:t xml:space="preserve">· </w:t>
+      </w:r>
+      <w:r>
+        <w:rPr w:rFonts="맑은 고딕">
+          <w:rFonts w:ascii="맑은 고딕" w:hAnsi="맑은 고딕" w:eastAsia="맑은 고딕"/>
+          <w:b/>
+          <w:color w:val="1F2937"/>
+          <w:sz w:val="21"/>
+        </w:rPr>
+        <w:t xml:space="preserve">아티스트 소개: </w:t>
+      </w:r>
+      <w:r>
+        <w:rPr w:rFonts="맑은 고딕">
+          <w:rFonts w:ascii="맑은 고딕" w:hAnsi="맑은 고딕" w:eastAsia="맑은 고딕"/>
+          <w:b w:val="0"/>
+          <w:sz w:val="21"/>
+        </w:rPr>
+        <w:t>붐셰이커(The Boomshakers)는 90년대 초반 대중음악계를 강타한 힙합 사운드와 유로 댄스 비트의 정점을 결합하기 위해 결성된 실력파 스튜디오 프로젝트 팀입니다. 원곡이 가진 유쾌한 래핑과 캐치한 프레이즈를 클럽 지향적인 파워풀한 리듬 섹션으로 재구성하여, 음악을 온몸으로 체감하게 만드는 탁월한 사운드 메이킹 능력을 보여주었습니다.</w:t>
+      </w:r>
+    </w:p>
+    <w:p>
+      <w:pPr>
+        <w:spacing w:line="324" w:lineRule="auto" w:before="200" w:after="80"/>
+      </w:pPr>
+      <w:r>
+        <w:rPr w:rFonts="맑은 고딕">
+          <w:rFonts w:ascii="맑은 고딕" w:hAnsi="맑은 고딕" w:eastAsia="맑은 고딕"/>
+          <w:b/>
+          <w:color w:val="1E3A8A"/>
+          <w:sz w:val="24"/>
+        </w:rPr>
+        <w:t>3. 음반 상세 분석</w:t>
+      </w:r>
+    </w:p>
+    <w:p>
+      <w:pPr>
+        <w:spacing w:line="324" w:lineRule="auto" w:after="80"/>
+      </w:pPr>
+      <w:r>
+        <w:rPr w:rFonts="맑은 고딕">
+          <w:rFonts w:ascii="맑은 고딕" w:hAnsi="맑은 고딕" w:eastAsia="맑은 고딕"/>
+          <w:b w:val="0"/>
+          <w:color w:val="6B7280"/>
+          <w:sz w:val="21"/>
+        </w:rPr>
+        <w:t xml:space="preserve">· </w:t>
+      </w:r>
+      <w:r>
+        <w:rPr w:rFonts="맑은 고딕">
+          <w:rFonts w:ascii="맑은 고딕" w:hAnsi="맑은 고딕" w:eastAsia="맑은 고딕"/>
+          <w:b/>
+          <w:color w:val="1F2937"/>
+          <w:sz w:val="21"/>
+        </w:rPr>
+        <w:t xml:space="preserve">역사적 위치: </w:t>
+      </w:r>
+      <w:r>
+        <w:rPr w:rFonts="맑은 고딕">
+          <w:rFonts w:ascii="맑은 고딕" w:hAnsi="맑은 고딕" w:eastAsia="맑은 고딕"/>
+          <w:b w:val="0"/>
+          <w:sz w:val="21"/>
+        </w:rPr>
+        <w:t>본 작은 90년대 초반 크로스오버 파티 음악이 아날로그 매체와 만났을 때 뿜어내는 음향적 성취의 정점을 대변합니다. 33⅓RPM 정규반의 한계를 넘어선 45RPM 특유의 넓은 소릿골은 비트의 타격감과 음의 선명도를 극대화하여, 90년대 댄스/힙합 바이닐 문화의 황금기를 상징하는 중요한 역사적 지표로 평가받습니다.</w:t>
+      </w:r>
+    </w:p>
+    <w:p>
+      <w:pPr>
+        <w:spacing w:line="324" w:lineRule="auto" w:after="80"/>
+      </w:pPr>
+      <w:r>
+        <w:rPr w:rFonts="맑은 고딕">
+          <w:rFonts w:ascii="맑은 고딕" w:hAnsi="맑은 고딕" w:eastAsia="맑은 고딕"/>
+          <w:b w:val="0"/>
+          <w:color w:val="6B7280"/>
+          <w:sz w:val="21"/>
+        </w:rPr>
+        <w:t xml:space="preserve">· </w:t>
+      </w:r>
+      <w:r>
+        <w:rPr w:rFonts="맑은 고딕">
+          <w:rFonts w:ascii="맑은 고딕" w:hAnsi="맑은 고딕" w:eastAsia="맑은 고딕"/>
+          <w:b/>
+          <w:color w:val="1F2937"/>
+          <w:sz w:val="21"/>
+        </w:rPr>
+        <w:t xml:space="preserve">시대의 흔적(스토리텔링): </w:t>
+      </w:r>
+      <w:r>
+        <w:rPr w:rFonts="맑은 고딕">
+          <w:rFonts w:ascii="맑은 고딕" w:hAnsi="맑은 고딕" w:eastAsia="맑은 고딕"/>
+          <w:b w:val="0"/>
+          <w:sz w:val="21"/>
+        </w:rPr>
+        <w:t>세기말의 문턱에서 젊음의 불안을 떨쳐내고자 거대한 스피커 앞으로 모여들었던 1990년대 청춘들의 순수한 열기와 낭만이 고스란히 담겨 있습니다. 화려한 네온사인 아래 땀방울을 흘리며 자유와 일탈을 노래하던 그 시절 거리의 공기와 찬란했던 밤의 기억이 아날로그 홈을 따라 파노라마처럼 펼쳐집니다.</w:t>
+      </w:r>
+    </w:p>
+    <w:p>
+      <w:pPr>
+        <w:spacing w:line="324" w:lineRule="auto" w:before="200" w:after="80"/>
+      </w:pPr>
+      <w:r>
+        <w:rPr w:rFonts="맑은 고딕">
+          <w:rFonts w:ascii="맑은 고딕" w:hAnsi="맑은 고딕" w:eastAsia="맑은 고딕"/>
+          <w:b/>
+          <w:color w:val="1E3A8A"/>
+          <w:sz w:val="24"/>
+        </w:rPr>
+        <w:t>4. 주요 수록곡 및 감상 제언</w:t>
+      </w:r>
+    </w:p>
+    <w:p>
+      <w:pPr>
+        <w:spacing w:line="324" w:lineRule="auto" w:after="80"/>
+      </w:pPr>
+      <w:r>
+        <w:rPr w:rFonts="맑은 고딕">
+          <w:rFonts w:ascii="맑은 고딕" w:hAnsi="맑은 고딕" w:eastAsia="맑은 고딕"/>
+          <w:b w:val="0"/>
+          <w:color w:val="6B7280"/>
+          <w:sz w:val="21"/>
+        </w:rPr>
+        <w:t xml:space="preserve">· </w:t>
+      </w:r>
+      <w:r>
+        <w:rPr w:rFonts="맑은 고딕">
+          <w:rFonts w:ascii="맑은 고딕" w:hAnsi="맑은 고딕" w:eastAsia="맑은 고딕"/>
+          <w:b/>
+          <w:color w:val="1F2937"/>
+          <w:sz w:val="21"/>
+        </w:rPr>
+        <w:t xml:space="preserve">주요 수록곡 특징: </w:t>
+      </w:r>
+      <w:r>
+        <w:rPr w:rFonts="맑은 고딕">
+          <w:rFonts w:ascii="맑은 고딕" w:hAnsi="맑은 고딕" w:eastAsia="맑은 고딕"/>
+          <w:b w:val="0"/>
+          <w:sz w:val="21"/>
+        </w:rPr>
+        <w:t>표제작인 'BOOM! shake the room'은 묵직하게 바닥을 울리는 헤비한 베이스 드럼과 경쾌한 브레이크비트, 그리고 공간 전체를 진동시키는 직관적이고 중독적인 보컬 훅이 완벽한 조화를 이룹니다. 정밀하게 조율된 샘플링과 리듬의 텐션은 곡이 끝날 때까지 팽팽한 몰입감과 강렬한 서정적 쾌감을 선사합니다.</w:t>
+      </w:r>
+    </w:p>
+    <w:p>
+      <w:pPr>
+        <w:spacing w:line="324" w:lineRule="auto" w:after="80"/>
+      </w:pPr>
+      <w:r>
+        <w:rPr w:rFonts="맑은 고딕">
+          <w:rFonts w:ascii="맑은 고딕" w:hAnsi="맑은 고딕" w:eastAsia="맑은 고딕"/>
+          <w:b w:val="0"/>
+          <w:color w:val="6B7280"/>
+          <w:sz w:val="21"/>
+        </w:rPr>
+        <w:t xml:space="preserve">· </w:t>
+      </w:r>
+      <w:r>
+        <w:rPr w:rFonts="맑은 고딕">
+          <w:rFonts w:ascii="맑은 고딕" w:hAnsi="맑은 고딕" w:eastAsia="맑은 고딕"/>
+          <w:b/>
+          <w:color w:val="1F2937"/>
+          <w:sz w:val="21"/>
+        </w:rPr>
+        <w:t xml:space="preserve">빈티지 감상 제언: </w:t>
+      </w:r>
+      <w:r>
+        <w:rPr w:rFonts="맑은 고딕">
+          <w:rFonts w:ascii="맑은 고딕" w:hAnsi="맑은 고딕" w:eastAsia="맑은 고딕"/>
+          <w:b w:val="0"/>
+          <w:sz w:val="21"/>
+        </w:rPr>
+        <w:t>45RPM 회전 특유의 풍부한 정보량은 진공관 앰프를 통과할 때 더욱 단단하고 따스한 아날로그 펀치력을 발휘합니다. 턴테이블 바늘이 소릿골을 깊게 긁어내며 뿜어내는 육중한 저음과 탄력 넘치는 하이햇의 질감에 집중하면, 마치 90년대 빈티지 오디오 룸의 한가운데 서 있는 듯한 입체적인 감동을 느낄 수 있습니다.</w:t>
+      </w:r>
+    </w:p>
+    <w:p>
+      <w:pPr>
+        <w:spacing w:line="324" w:lineRule="auto" w:after="80"/>
+      </w:pPr>
+      <w:r>
+        <w:rPr w:rFonts="맑은 고딕">
+          <w:rFonts w:ascii="맑은 고딕" w:hAnsi="맑은 고딕" w:eastAsia="맑은 고딕"/>
+          <w:b w:val="0"/>
+          <w:color w:val="6B7280"/>
+          <w:sz w:val="21"/>
+        </w:rPr>
+        <w:t xml:space="preserve">· </w:t>
+      </w:r>
+      <w:r>
+        <w:rPr w:rFonts="맑은 고딕">
+          <w:rFonts w:ascii="맑은 고딕" w:hAnsi="맑은 고딕" w:eastAsia="맑은 고딕"/>
+          <w:b/>
+          <w:color w:val="1F2937"/>
+          <w:sz w:val="21"/>
+        </w:rPr>
+        <w:t xml:space="preserve">소장 가치: </w:t>
+      </w:r>
+      <w:r>
+        <w:rPr w:rFonts="맑은 고딕">
+          <w:rFonts w:ascii="맑은 고딕" w:hAnsi="맑은 고딕" w:eastAsia="맑은 고딕"/>
+          <w:b w:val="0"/>
+          <w:sz w:val="21"/>
+        </w:rPr>
+        <w:t>디지털 음원에서는 체감하기 어려운 45RPM 바이닐만의 압도적인 음압과 시대적 아우라를 온전히 보존하고 있어, 90년대 파티 컬처와 아날로그 그루브를 사랑하는 애호가들에게 대체 불가능한 소장 가치를 지닙니다.</w:t>
+      </w:r>
+    </w:p>
+    <w:p>
+      <w:pPr>
+        <w:spacing w:line="324" w:lineRule="auto" w:after="120" w:before="160"/>
+      </w:pPr>
+      <w:r>
+        <w:rPr w:rFonts="맑은 고딕">
+          <w:rFonts w:ascii="맑은 고딕" w:hAnsi="맑은 고딕" w:eastAsia="맑은 고딕"/>
+          <w:b/>
+          <w:color w:val="4338CA"/>
+          <w:sz w:val="21"/>
+        </w:rPr>
+        <w:t>이 음반을 통해 90년대 청춘의 심장을 뜨겁게 뒤흔들었던 아날로그 비트의 원초적 에너지가 전해주는 감동을 다시 한번 경험해 보시는 것은 어떨까요?</w:t>
       </w:r>
     </w:p>
     <w:sectPr>
       <w:pgSz w:w="12240" w:h="15840"/>
-      <w:pgMar w:top="1440" w:right="1440" w:bottom="1440" w:left="1440" w:header="720" w:footer="720" w:gutter="0"/>
+      <w:pgMar w:top="1152" w:right="1296" w:bottom="1152" w:left="1296" w:header="720" w:footer="720" w:gutter="0"/>
       <w:cols w:space="720"/>
       <w:docGrid w:linePitch="360"/>
     </w:sectPr>

--- a/word_reports/LP_0418_위치_482_The boomshakers_BOOM! sha.docx
+++ b/word_reports/LP_0418_위치_482_The boomshakers_BOOM! sha.docx
@@ -13,7 +13,7 @@
           <w:color w:val="1E3A8A"/>
           <w:sz w:val="30"/>
         </w:rPr>
-        <w:t>The boomshakers (붐셰이커) - BOOM! shake the room /45rpm</w:t>
+        <w:t>The boomshakers (붐셰이커즈) - BOOM!</w:t>
       </w:r>
     </w:p>
     <w:p>
@@ -32,7 +32,7 @@
     </w:p>
     <w:p>
       <w:pPr>
-        <w:spacing w:line="324" w:lineRule="auto" w:before="80" w:after="160"/>
+        <w:spacing w:line="324" w:lineRule="auto" w:before="80" w:after="120"/>
       </w:pPr>
       <w:r>
         <w:rPr w:rFonts="맑은 고딕">
@@ -42,13 +42,6 @@
           <w:sz w:val="22"/>
         </w:rPr>
         <w:t xml:space="preserve">[음반 소개] </w:t>
-      </w:r>
-      <w:r>
-        <w:rPr w:rFonts="맑은 고딕">
-          <w:rFonts w:ascii="맑은 고딕" w:hAnsi="맑은 고딕" w:eastAsia="맑은 고딕"/>
-          <w:b w:val="0"/>
-          <w:sz w:val="21"/>
-        </w:rPr>
       </w:r>
     </w:p>
     <w:p>
@@ -61,7 +54,20 @@
           <w:b w:val="0"/>
           <w:sz w:val="21"/>
         </w:rPr>
-        <w:t>1990년대 전 세계 클럽과 거리를 뜨겁게 달구었던 힙합 앤섬의 폭발적인 에너지를 가장 순수하고 역동적인 아날로그 그루브로 포착해 낸 수작입니다. 45RPM 바이닐 특유의 광활한 다이내믹 레인지와 깊이 있는 저역대는 당대 클럽 컬처의 심장박동을 눈앞에 선명하게 되살려냅니다. 비트의 결마다 새겨진 순수한 열정과 시대의 박동은 세월의 흐름을 훌쩍 뛰어넘어 오늘날의 청자에게도 거부할 수 없는 청각적 카타르시스를 선사합니다. 음악이 지닌 원초적 해방감과 빈티지 사운드의 미학이 완벽한 조화를 이루며 컬렉터의 서가 한구석을 빛내는 귀한 음반입니다.</w:t>
+        <w:t>폭발적인 에너지와 유쾌한 그루브로 무장한 붐셰이커즈(The boomshakers)의 대표작입니다. 90년대 중반 유행했던 파티 댄스 튠의 진수를 보여주는 이 앨범은 제목 그대로 공간 전체를 뒤흔드는 강력한 드럼 비트와 브라스 브레이크가 압권입니다.</w:t>
+      </w:r>
+    </w:p>
+    <w:p>
+      <w:pPr>
+        <w:spacing w:line="324" w:lineRule="auto" w:after="120"/>
+      </w:pPr>
+      <w:r>
+        <w:rPr w:rFonts="맑은 고딕">
+          <w:rFonts w:ascii="맑은 고딕" w:hAnsi="맑은 고딕" w:eastAsia="맑은 고딕"/>
+          <w:b w:val="0"/>
+          <w:sz w:val="21"/>
+        </w:rPr>
+        <w:t>청자에게 쉴 틈 없는 흥겨움을 선사하며 파티 음악의 정점을 찍었던 이 작품은 아날로그 믹싱 특유의 펀치력 넘치는 사운드를 자랑합니다. 단순하지만 거부할 수 없는 리듬의 마력이 돋보입니다.</w:t>
       </w:r>
     </w:p>
     <w:p>
@@ -106,7 +112,7 @@
           <w:b w:val="0"/>
           <w:sz w:val="21"/>
         </w:rPr>
-        <w:t>BOOM! shake the room /45rpm</w:t>
+        <w:t>BOOM!</w:t>
       </w:r>
     </w:p>
     <w:p>
@@ -137,7 +143,7 @@
           <w:b w:val="0"/>
           <w:sz w:val="21"/>
         </w:rPr>
-        <w:t>The boomshakers (붐셰이커)</w:t>
+        <w:t>The boomshakers (붐셰이커즈)</w:t>
       </w:r>
     </w:p>
     <w:p>
@@ -168,7 +174,7 @@
           <w:b w:val="0"/>
           <w:sz w:val="21"/>
         </w:rPr>
-        <w:t>1993년 DJ Jazzy Jeff &amp; The Fresh Prince의 전설적인 힙합 메가 히트곡의 열기를 이어받아, 유럽 클럽 씬과 감각적인 DJ들을 매료시키기 위해 12인치 45RPM 고음질 맥시 싱글 규격으로 정교하게 프레싱되어 발매된 앨범입니다.</w:t>
+        <w:t>1990년대 중반 발매, 파티 씬을 강타한 댄스 바이닐</w:t>
       </w:r>
     </w:p>
     <w:p>
@@ -199,7 +205,7 @@
           <w:b w:val="0"/>
           <w:sz w:val="21"/>
         </w:rPr>
-        <w:t>발매 직후 유럽 전역의 언더그라운드 댄스 플로어와 DJ 풀(DJ Pools)에서 폭발적인 반응을 이끌어냈으며, 한정 제작된 클럽 프로모션 및 리테일 바이닐 전량이 단시간에 소진되는 등 90년대 댄스 싱글 시장에서 높은 상업적 파급력을 증명했습니다.</w:t>
+        <w:t>유럽 댄스 플로어의 필수 앤섬으로 맹활약</w:t>
       </w:r>
     </w:p>
     <w:p>
@@ -230,7 +236,7 @@
           <w:b w:val="0"/>
           <w:sz w:val="21"/>
         </w:rPr>
-        <w:t>메이저 시상식의 제도적 틀을 벗어나, 당대 유럽 클럽 문화의 최전선에 있던 유수의 댄스 음악 전문지 및 차트에서 플로어를 뒤흔든 최고의 파티 앤섬 트랙으로 찬사를 받으며 대중성과 기능성을 동시에 공인받았습니다.</w:t>
+        <w:t>파티 댄스 트랙 차트 최상위권 진입</w:t>
       </w:r>
     </w:p>
     <w:p>
@@ -275,7 +281,7 @@
           <w:b w:val="0"/>
           <w:sz w:val="21"/>
         </w:rPr>
-        <w:t>영국/유럽 연합</w:t>
+        <w:t>유럽</w:t>
       </w:r>
     </w:p>
     <w:p>
@@ -306,7 +312,7 @@
           <w:b w:val="0"/>
           <w:sz w:val="21"/>
         </w:rPr>
-        <w:t>1993년 결성</w:t>
+        <w:t>1990년대 중반 활동</w:t>
       </w:r>
     </w:p>
     <w:p>
@@ -337,7 +343,7 @@
           <w:b w:val="0"/>
           <w:sz w:val="21"/>
         </w:rPr>
-        <w:t>프로젝트 그룹</w:t>
+        <w:t>댄스 프로젝트 그룹</w:t>
       </w:r>
     </w:p>
     <w:p>
@@ -368,7 +374,7 @@
           <w:b w:val="0"/>
           <w:sz w:val="21"/>
         </w:rPr>
-        <w:t>붐셰이커(The Boomshakers)는 90년대 초반 대중음악계를 강타한 힙합 사운드와 유로 댄스 비트의 정점을 결합하기 위해 결성된 실력파 스튜디오 프로젝트 팀입니다. 원곡이 가진 유쾌한 래핑과 캐치한 프레이즈를 클럽 지향적인 파워풀한 리듬 섹션으로 재구성하여, 음악을 온몸으로 체감하게 만드는 탁월한 사운드 메이킹 능력을 보여주었습니다.</w:t>
+        <w:t>강력한 비트와 중독성 넘치는 훅으로 대중의 어깨를 들썩이게 한 파티 메이커입니다.</w:t>
       </w:r>
     </w:p>
     <w:p>
@@ -413,7 +419,7 @@
           <w:b w:val="0"/>
           <w:sz w:val="21"/>
         </w:rPr>
-        <w:t>본 작은 90년대 초반 크로스오버 파티 음악이 아날로그 매체와 만났을 때 뿜어내는 음향적 성취의 정점을 대변합니다. 33⅓RPM 정규반의 한계를 넘어선 45RPM 특유의 넓은 소릿골은 비트의 타격감과 음의 선명도를 극대화하여, 90년대 댄스/힙합 바이닐 문화의 황금기를 상징하는 중요한 역사적 지표로 평가받습니다.</w:t>
+        <w:t>90년대 유로 파티 사운드의 정형화된 공식과 높은 완성도를 대변하는 앨범입니다.</w:t>
       </w:r>
     </w:p>
     <w:p>
@@ -444,7 +450,7 @@
           <w:b w:val="0"/>
           <w:sz w:val="21"/>
         </w:rPr>
-        <w:t>세기말의 문턱에서 젊음의 불안을 떨쳐내고자 거대한 스피커 앞으로 모여들었던 1990년대 청춘들의 순수한 열기와 낭만이 고스란히 담겨 있습니다. 화려한 네온사인 아래 땀방울을 흘리며 자유와 일탈을 노래하던 그 시절 거리의 공기와 찬란했던 밤의 기억이 아날로그 홈을 따라 파노라마처럼 펼쳐집니다.</w:t>
+        <w:t>아무런 근심 없이 음악과 춤에 몰입하던 그 시절 젊은이들의 에너지를 대변합니다.</w:t>
       </w:r>
     </w:p>
     <w:p>
@@ -489,7 +495,7 @@
           <w:b w:val="0"/>
           <w:sz w:val="21"/>
         </w:rPr>
-        <w:t>표제작인 'BOOM! shake the room'은 묵직하게 바닥을 울리는 헤비한 베이스 드럼과 경쾌한 브레이크비트, 그리고 공간 전체를 진동시키는 직관적이고 중독적인 보컬 훅이 완벽한 조화를 이룹니다. 정밀하게 조율된 샘플링과 리듬의 텐션은 곡이 끝날 때까지 팽팽한 몰입감과 강렬한 서정적 쾌감을 선사합니다.</w:t>
+        <w:t>심장을 때리는 강력한 비트와 관객을 유도하는 보컬 챈트가 돋보이는 곡들</w:t>
       </w:r>
     </w:p>
     <w:p>
@@ -520,7 +526,7 @@
           <w:b w:val="0"/>
           <w:sz w:val="21"/>
         </w:rPr>
-        <w:t>45RPM 회전 특유의 풍부한 정보량은 진공관 앰프를 통과할 때 더욱 단단하고 따스한 아날로그 펀치력을 발휘합니다. 턴테이블 바늘이 소릿골을 깊게 긁어내며 뿜어내는 육중한 저음과 탄력 넘치는 하이햇의 질감에 집중하면, 마치 90년대 빈티지 오디오 룸의 한가운데 서 있는 듯한 입체적인 감동을 느낄 수 있습니다.</w:t>
+        <w:t>대구경 우퍼를 통해 뿜어져 나오는 단단한 타격감이 앰프의 구동력을 시험하기에 제격입니다.</w:t>
       </w:r>
     </w:p>
     <w:p>
@@ -551,7 +557,7 @@
           <w:b w:val="0"/>
           <w:sz w:val="21"/>
         </w:rPr>
-        <w:t>디지털 음원에서는 체감하기 어려운 45RPM 바이닐만의 압도적인 음압과 시대적 아우라를 온전히 보존하고 있어, 90년대 파티 컬처와 아날로그 그루브를 사랑하는 애호가들에게 대체 불가능한 소장 가치를 지닙니다.</w:t>
+        <w:t>지친 일상에 활력을 불어넣어 주는 화끈한 아날로그 파티 음반입니다.</w:t>
       </w:r>
     </w:p>
     <w:p>
@@ -565,7 +571,7 @@
           <w:color w:val="4338CA"/>
           <w:sz w:val="21"/>
         </w:rPr>
-        <w:t>이 음반을 통해 90년대 청춘의 심장을 뜨겁게 뒤흔들었던 아날로그 비트의 원초적 에너지가 전해주는 감동을 다시 한번 경험해 보시는 것은 어떨까요?</w:t>
+        <w:t>이 음반을 통해 아날로그가 선사하는 폭발적인 리듬을 다시 한번 경험해 보시는 것은 어떨까요?</w:t>
       </w:r>
     </w:p>
     <w:sectPr>
